--- a/data/reports/files/주간에너지보고서_20260706-20260712.docx
+++ b/data/reports/files/주간에너지보고서_20260706-20260712.docx
@@ -45,7 +45,7 @@
           <w:sz w:val="18"/>
           <w:szCs w:val="18"/>
         </w:rPr>
-        <w:t xml:space="preserve">노원구 공공시설 56개소 · 작성일 2026-07-15 · 에너지 모니터링 시스템 자동 생성</w:t>
+        <w:t xml:space="preserve">노원구 공공시설 56개소 · 작성일 2026-07-29 · 에너지 모니터링 시스템 자동 생성</w:t>
       </w:r>
     </w:p>
     <w:p>
@@ -22769,7 +22769,1755 @@
           <w:sz w:val="24"/>
           <w:szCs w:val="24"/>
         </w:rPr>
-        <w:t xml:space="preserve">7. 유의사항</w:t>
+        <w:t xml:space="preserve">7. 실증연구건물 비교</w:t>
+      </w:r>
+    </w:p>
+    <w:p>
+      <w:pPr>
+        <w:spacing w:after="60" w:before="60"/>
+      </w:pPr>
+      <w:r>
+        <w:rPr>
+          <w:color w:val="666666"/>
+          <w:sz w:val="18"/>
+          <w:szCs w:val="18"/>
+        </w:rPr>
+        <w:t xml:space="preserve">실증연구건물 개별 사용량과, 나머지 시설의 유형별 평균 사용량(실증연구건물 제외)을 비교합니다.</w:t>
+      </w:r>
+    </w:p>
+    <w:tbl>
+      <w:tblPr>
+        <w:tblW w:type="dxa" w:w="9000"/>
+        <w:tblBorders>
+          <w:top w:val="single" w:color="auto" w:sz="4"/>
+          <w:left w:val="single" w:color="auto" w:sz="4"/>
+          <w:bottom w:val="single" w:color="auto" w:sz="4"/>
+          <w:right w:val="single" w:color="auto" w:sz="4"/>
+          <w:insideH w:val="single" w:color="auto" w:sz="4"/>
+          <w:insideV w:val="single" w:color="auto" w:sz="4"/>
+        </w:tblBorders>
+      </w:tblPr>
+      <w:tblGrid>
+        <w:gridCol w:w="3300"/>
+        <w:gridCol w:w="2100"/>
+        <w:gridCol w:w="2100"/>
+        <w:gridCol w:w="1500"/>
+      </w:tblGrid>
+      <w:tr>
+        <w:trPr>
+          <w:tblHeader/>
+        </w:trPr>
+        <w:tc>
+          <w:tcPr>
+            <w:tcW w:type="dxa" w:w="3300"/>
+            <w:shd w:fill="E8EEF7" w:val="clear"/>
+            <w:tcMar>
+              <w:top w:type="dxa" w:w="60"/>
+              <w:left w:type="dxa" w:w="100"/>
+              <w:bottom w:type="dxa" w:w="60"/>
+              <w:right w:type="dxa" w:w="100"/>
+            </w:tcMar>
+          </w:tcPr>
+          <w:p>
+            <w:pPr>
+              <w:jc w:val="center"/>
+            </w:pPr>
+            <w:r>
+              <w:rPr>
+                <w:b/>
+                <w:bCs/>
+                <w:sz w:val="18"/>
+                <w:szCs w:val="18"/>
+              </w:rPr>
+              <w:t xml:space="preserve">시설명</w:t>
+            </w:r>
+          </w:p>
+        </w:tc>
+        <w:tc>
+          <w:tcPr>
+            <w:tcW w:type="dxa" w:w="2100"/>
+            <w:shd w:fill="E8EEF7" w:val="clear"/>
+            <w:tcMar>
+              <w:top w:type="dxa" w:w="60"/>
+              <w:left w:type="dxa" w:w="100"/>
+              <w:bottom w:type="dxa" w:w="60"/>
+              <w:right w:type="dxa" w:w="100"/>
+            </w:tcMar>
+          </w:tcPr>
+          <w:p>
+            <w:pPr>
+              <w:jc w:val="center"/>
+            </w:pPr>
+            <w:r>
+              <w:rPr>
+                <w:b/>
+                <w:bCs/>
+                <w:sz w:val="18"/>
+                <w:szCs w:val="18"/>
+              </w:rPr>
+              <w:t xml:space="preserve">주간 사용량</w:t>
+            </w:r>
+          </w:p>
+        </w:tc>
+        <w:tc>
+          <w:tcPr>
+            <w:tcW w:type="dxa" w:w="2100"/>
+            <w:shd w:fill="E8EEF7" w:val="clear"/>
+            <w:tcMar>
+              <w:top w:type="dxa" w:w="60"/>
+              <w:left w:type="dxa" w:w="100"/>
+              <w:bottom w:type="dxa" w:w="60"/>
+              <w:right w:type="dxa" w:w="100"/>
+            </w:tcMar>
+          </w:tcPr>
+          <w:p>
+            <w:pPr>
+              <w:jc w:val="center"/>
+            </w:pPr>
+            <w:r>
+              <w:rPr>
+                <w:b/>
+                <w:bCs/>
+                <w:sz w:val="18"/>
+                <w:szCs w:val="18"/>
+              </w:rPr>
+              <w:t xml:space="preserve">작년 동주간</w:t>
+            </w:r>
+          </w:p>
+        </w:tc>
+        <w:tc>
+          <w:tcPr>
+            <w:tcW w:type="dxa" w:w="1500"/>
+            <w:shd w:fill="E8EEF7" w:val="clear"/>
+            <w:tcMar>
+              <w:top w:type="dxa" w:w="60"/>
+              <w:left w:type="dxa" w:w="100"/>
+              <w:bottom w:type="dxa" w:w="60"/>
+              <w:right w:type="dxa" w:w="100"/>
+            </w:tcMar>
+          </w:tcPr>
+          <w:p>
+            <w:pPr>
+              <w:jc w:val="center"/>
+            </w:pPr>
+            <w:r>
+              <w:rPr>
+                <w:b/>
+                <w:bCs/>
+                <w:sz w:val="18"/>
+                <w:szCs w:val="18"/>
+              </w:rPr>
+              <w:t xml:space="preserve">전년 대비</w:t>
+            </w:r>
+          </w:p>
+        </w:tc>
+      </w:tr>
+      <w:tr>
+        <w:tc>
+          <w:tcPr>
+            <w:tcW w:type="dxa" w:w="3300"/>
+            <w:tcMar>
+              <w:top w:type="dxa" w:w="60"/>
+              <w:left w:type="dxa" w:w="100"/>
+              <w:bottom w:type="dxa" w:w="60"/>
+              <w:right w:type="dxa" w:w="100"/>
+            </w:tcMar>
+          </w:tcPr>
+          <w:p>
+            <w:pPr>
+              <w:jc w:val="left"/>
+            </w:pPr>
+            <w:r>
+              <w:rPr>
+                <w:b w:val="false"/>
+                <w:bCs w:val="false"/>
+                <w:sz w:val="18"/>
+                <w:szCs w:val="18"/>
+              </w:rPr>
+              <w:t xml:space="preserve">노원구청사</w:t>
+            </w:r>
+          </w:p>
+        </w:tc>
+        <w:tc>
+          <w:tcPr>
+            <w:tcW w:type="dxa" w:w="2100"/>
+            <w:tcMar>
+              <w:top w:type="dxa" w:w="60"/>
+              <w:left w:type="dxa" w:w="100"/>
+              <w:bottom w:type="dxa" w:w="60"/>
+              <w:right w:type="dxa" w:w="100"/>
+            </w:tcMar>
+          </w:tcPr>
+          <w:p>
+            <w:pPr>
+              <w:jc w:val="center"/>
+            </w:pPr>
+            <w:r>
+              <w:rPr>
+                <w:b w:val="false"/>
+                <w:bCs w:val="false"/>
+                <w:sz w:val="18"/>
+                <w:szCs w:val="18"/>
+              </w:rPr>
+              <w:t xml:space="preserve">86,791 kWh</w:t>
+            </w:r>
+          </w:p>
+        </w:tc>
+        <w:tc>
+          <w:tcPr>
+            <w:tcW w:type="dxa" w:w="2100"/>
+            <w:tcMar>
+              <w:top w:type="dxa" w:w="60"/>
+              <w:left w:type="dxa" w:w="100"/>
+              <w:bottom w:type="dxa" w:w="60"/>
+              <w:right w:type="dxa" w:w="100"/>
+            </w:tcMar>
+          </w:tcPr>
+          <w:p>
+            <w:pPr>
+              <w:jc w:val="center"/>
+            </w:pPr>
+            <w:r>
+              <w:rPr>
+                <w:b w:val="false"/>
+                <w:bCs w:val="false"/>
+                <w:sz w:val="18"/>
+                <w:szCs w:val="18"/>
+              </w:rPr>
+              <w:t xml:space="preserve">94,694 kWh</w:t>
+            </w:r>
+          </w:p>
+        </w:tc>
+        <w:tc>
+          <w:tcPr>
+            <w:tcW w:type="dxa" w:w="1500"/>
+            <w:tcMar>
+              <w:top w:type="dxa" w:w="60"/>
+              <w:left w:type="dxa" w:w="100"/>
+              <w:bottom w:type="dxa" w:w="60"/>
+              <w:right w:type="dxa" w:w="100"/>
+            </w:tcMar>
+          </w:tcPr>
+          <w:p>
+            <w:pPr>
+              <w:jc w:val="center"/>
+            </w:pPr>
+            <w:r>
+              <w:rPr>
+                <w:b w:val="false"/>
+                <w:bCs w:val="false"/>
+                <w:sz w:val="18"/>
+                <w:szCs w:val="18"/>
+              </w:rPr>
+              <w:t xml:space="preserve">▼ 8.3%</w:t>
+            </w:r>
+          </w:p>
+        </w:tc>
+      </w:tr>
+      <w:tr>
+        <w:tc>
+          <w:tcPr>
+            <w:tcW w:type="dxa" w:w="3300"/>
+            <w:tcMar>
+              <w:top w:type="dxa" w:w="60"/>
+              <w:left w:type="dxa" w:w="100"/>
+              <w:bottom w:type="dxa" w:w="60"/>
+              <w:right w:type="dxa" w:w="100"/>
+            </w:tcMar>
+          </w:tcPr>
+          <w:p>
+            <w:pPr>
+              <w:jc w:val="left"/>
+            </w:pPr>
+            <w:r>
+              <w:rPr>
+                <w:b w:val="false"/>
+                <w:bCs w:val="false"/>
+                <w:sz w:val="18"/>
+                <w:szCs w:val="18"/>
+              </w:rPr>
+              <w:t xml:space="preserve">상계1동 주민센터</w:t>
+            </w:r>
+          </w:p>
+        </w:tc>
+        <w:tc>
+          <w:tcPr>
+            <w:tcW w:type="dxa" w:w="2100"/>
+            <w:tcMar>
+              <w:top w:type="dxa" w:w="60"/>
+              <w:left w:type="dxa" w:w="100"/>
+              <w:bottom w:type="dxa" w:w="60"/>
+              <w:right w:type="dxa" w:w="100"/>
+            </w:tcMar>
+          </w:tcPr>
+          <w:p>
+            <w:pPr>
+              <w:jc w:val="center"/>
+            </w:pPr>
+            <w:r>
+              <w:rPr>
+                <w:b w:val="false"/>
+                <w:bCs w:val="false"/>
+                <w:sz w:val="18"/>
+                <w:szCs w:val="18"/>
+              </w:rPr>
+              <w:t xml:space="preserve">2,534 kWh</w:t>
+            </w:r>
+          </w:p>
+        </w:tc>
+        <w:tc>
+          <w:tcPr>
+            <w:tcW w:type="dxa" w:w="2100"/>
+            <w:tcMar>
+              <w:top w:type="dxa" w:w="60"/>
+              <w:left w:type="dxa" w:w="100"/>
+              <w:bottom w:type="dxa" w:w="60"/>
+              <w:right w:type="dxa" w:w="100"/>
+            </w:tcMar>
+          </w:tcPr>
+          <w:p>
+            <w:pPr>
+              <w:jc w:val="center"/>
+            </w:pPr>
+            <w:r>
+              <w:rPr>
+                <w:b w:val="false"/>
+                <w:bCs w:val="false"/>
+                <w:sz w:val="18"/>
+                <w:szCs w:val="18"/>
+              </w:rPr>
+              <w:t xml:space="preserve">3,285 kWh</w:t>
+            </w:r>
+          </w:p>
+        </w:tc>
+        <w:tc>
+          <w:tcPr>
+            <w:tcW w:type="dxa" w:w="1500"/>
+            <w:tcMar>
+              <w:top w:type="dxa" w:w="60"/>
+              <w:left w:type="dxa" w:w="100"/>
+              <w:bottom w:type="dxa" w:w="60"/>
+              <w:right w:type="dxa" w:w="100"/>
+            </w:tcMar>
+          </w:tcPr>
+          <w:p>
+            <w:pPr>
+              <w:jc w:val="center"/>
+            </w:pPr>
+            <w:r>
+              <w:rPr>
+                <w:b w:val="false"/>
+                <w:bCs w:val="false"/>
+                <w:sz w:val="18"/>
+                <w:szCs w:val="18"/>
+              </w:rPr>
+              <w:t xml:space="preserve">▼ 22.8%</w:t>
+            </w:r>
+          </w:p>
+        </w:tc>
+      </w:tr>
+      <w:tr>
+        <w:tc>
+          <w:tcPr>
+            <w:tcW w:type="dxa" w:w="3300"/>
+            <w:tcMar>
+              <w:top w:type="dxa" w:w="60"/>
+              <w:left w:type="dxa" w:w="100"/>
+              <w:bottom w:type="dxa" w:w="60"/>
+              <w:right w:type="dxa" w:w="100"/>
+            </w:tcMar>
+          </w:tcPr>
+          <w:p>
+            <w:pPr>
+              <w:jc w:val="left"/>
+            </w:pPr>
+            <w:r>
+              <w:rPr>
+                <w:b w:val="false"/>
+                <w:bCs w:val="false"/>
+                <w:sz w:val="18"/>
+                <w:szCs w:val="18"/>
+              </w:rPr>
+              <w:t xml:space="preserve">구립하계실버센터</w:t>
+            </w:r>
+          </w:p>
+        </w:tc>
+        <w:tc>
+          <w:tcPr>
+            <w:tcW w:type="dxa" w:w="2100"/>
+            <w:tcMar>
+              <w:top w:type="dxa" w:w="60"/>
+              <w:left w:type="dxa" w:w="100"/>
+              <w:bottom w:type="dxa" w:w="60"/>
+              <w:right w:type="dxa" w:w="100"/>
+            </w:tcMar>
+          </w:tcPr>
+          <w:p>
+            <w:pPr>
+              <w:jc w:val="center"/>
+            </w:pPr>
+            <w:r>
+              <w:rPr>
+                <w:b w:val="false"/>
+                <w:bCs w:val="false"/>
+                <w:sz w:val="18"/>
+                <w:szCs w:val="18"/>
+              </w:rPr>
+              <w:t xml:space="preserve">6,401 kWh</w:t>
+            </w:r>
+          </w:p>
+        </w:tc>
+        <w:tc>
+          <w:tcPr>
+            <w:tcW w:type="dxa" w:w="2100"/>
+            <w:tcMar>
+              <w:top w:type="dxa" w:w="60"/>
+              <w:left w:type="dxa" w:w="100"/>
+              <w:bottom w:type="dxa" w:w="60"/>
+              <w:right w:type="dxa" w:w="100"/>
+            </w:tcMar>
+          </w:tcPr>
+          <w:p>
+            <w:pPr>
+              <w:jc w:val="center"/>
+            </w:pPr>
+            <w:r>
+              <w:rPr>
+                <w:b w:val="false"/>
+                <w:bCs w:val="false"/>
+                <w:sz w:val="18"/>
+                <w:szCs w:val="18"/>
+              </w:rPr>
+              <w:t xml:space="preserve">8,103 kWh</w:t>
+            </w:r>
+          </w:p>
+        </w:tc>
+        <w:tc>
+          <w:tcPr>
+            <w:tcW w:type="dxa" w:w="1500"/>
+            <w:tcMar>
+              <w:top w:type="dxa" w:w="60"/>
+              <w:left w:type="dxa" w:w="100"/>
+              <w:bottom w:type="dxa" w:w="60"/>
+              <w:right w:type="dxa" w:w="100"/>
+            </w:tcMar>
+          </w:tcPr>
+          <w:p>
+            <w:pPr>
+              <w:jc w:val="center"/>
+            </w:pPr>
+            <w:r>
+              <w:rPr>
+                <w:b w:val="false"/>
+                <w:bCs w:val="false"/>
+                <w:sz w:val="18"/>
+                <w:szCs w:val="18"/>
+              </w:rPr>
+              <w:t xml:space="preserve">▼ 21.0%</w:t>
+            </w:r>
+          </w:p>
+        </w:tc>
+      </w:tr>
+      <w:tr>
+        <w:tc>
+          <w:tcPr>
+            <w:tcW w:type="dxa" w:w="3300"/>
+            <w:tcMar>
+              <w:top w:type="dxa" w:w="60"/>
+              <w:left w:type="dxa" w:w="100"/>
+              <w:bottom w:type="dxa" w:w="60"/>
+              <w:right w:type="dxa" w:w="100"/>
+            </w:tcMar>
+          </w:tcPr>
+          <w:p>
+            <w:pPr>
+              <w:jc w:val="left"/>
+            </w:pPr>
+            <w:r>
+              <w:rPr>
+                <w:b w:val="false"/>
+                <w:bCs w:val="false"/>
+                <w:sz w:val="18"/>
+                <w:szCs w:val="18"/>
+              </w:rPr>
+              <w:t xml:space="preserve">수락행복발전소</w:t>
+            </w:r>
+          </w:p>
+        </w:tc>
+        <w:tc>
+          <w:tcPr>
+            <w:tcW w:type="dxa" w:w="2100"/>
+            <w:tcMar>
+              <w:top w:type="dxa" w:w="60"/>
+              <w:left w:type="dxa" w:w="100"/>
+              <w:bottom w:type="dxa" w:w="60"/>
+              <w:right w:type="dxa" w:w="100"/>
+            </w:tcMar>
+          </w:tcPr>
+          <w:p>
+            <w:pPr>
+              <w:jc w:val="center"/>
+            </w:pPr>
+            <w:r>
+              <w:rPr>
+                <w:b w:val="false"/>
+                <w:bCs w:val="false"/>
+                <w:sz w:val="18"/>
+                <w:szCs w:val="18"/>
+              </w:rPr>
+              <w:t xml:space="preserve">786 kWh</w:t>
+            </w:r>
+          </w:p>
+        </w:tc>
+        <w:tc>
+          <w:tcPr>
+            <w:tcW w:type="dxa" w:w="2100"/>
+            <w:tcMar>
+              <w:top w:type="dxa" w:w="60"/>
+              <w:left w:type="dxa" w:w="100"/>
+              <w:bottom w:type="dxa" w:w="60"/>
+              <w:right w:type="dxa" w:w="100"/>
+            </w:tcMar>
+          </w:tcPr>
+          <w:p>
+            <w:pPr>
+              <w:jc w:val="center"/>
+            </w:pPr>
+            <w:r>
+              <w:rPr>
+                <w:b w:val="false"/>
+                <w:bCs w:val="false"/>
+                <w:sz w:val="18"/>
+                <w:szCs w:val="18"/>
+              </w:rPr>
+              <w:t xml:space="preserve">978 kWh</w:t>
+            </w:r>
+          </w:p>
+        </w:tc>
+        <w:tc>
+          <w:tcPr>
+            <w:tcW w:type="dxa" w:w="1500"/>
+            <w:tcMar>
+              <w:top w:type="dxa" w:w="60"/>
+              <w:left w:type="dxa" w:w="100"/>
+              <w:bottom w:type="dxa" w:w="60"/>
+              <w:right w:type="dxa" w:w="100"/>
+            </w:tcMar>
+          </w:tcPr>
+          <w:p>
+            <w:pPr>
+              <w:jc w:val="center"/>
+            </w:pPr>
+            <w:r>
+              <w:rPr>
+                <w:b w:val="false"/>
+                <w:bCs w:val="false"/>
+                <w:sz w:val="18"/>
+                <w:szCs w:val="18"/>
+              </w:rPr>
+              <w:t xml:space="preserve">▼ 19.6%</w:t>
+            </w:r>
+          </w:p>
+        </w:tc>
+      </w:tr>
+    </w:tbl>
+    <w:p>
+      <w:pPr>
+        <w:spacing w:after="60" w:before="200"/>
+      </w:pPr>
+      <w:r>
+        <w:rPr>
+          <w:sz w:val="20"/>
+          <w:szCs w:val="20"/>
+        </w:rPr>
+        <w:t xml:space="preserve">나머지 시설 유형별 평균 (실증연구건물 제외)</w:t>
+      </w:r>
+    </w:p>
+    <w:tbl>
+      <w:tblPr>
+        <w:tblW w:type="dxa" w:w="9000"/>
+        <w:tblBorders>
+          <w:top w:val="single" w:color="auto" w:sz="4"/>
+          <w:left w:val="single" w:color="auto" w:sz="4"/>
+          <w:bottom w:val="single" w:color="auto" w:sz="4"/>
+          <w:right w:val="single" w:color="auto" w:sz="4"/>
+          <w:insideH w:val="single" w:color="auto" w:sz="4"/>
+          <w:insideV w:val="single" w:color="auto" w:sz="4"/>
+        </w:tblBorders>
+      </w:tblPr>
+      <w:tblGrid>
+        <w:gridCol w:w="2200"/>
+        <w:gridCol w:w="1300"/>
+        <w:gridCol w:w="2000"/>
+        <w:gridCol w:w="2000"/>
+        <w:gridCol w:w="1500"/>
+      </w:tblGrid>
+      <w:tr>
+        <w:trPr>
+          <w:tblHeader/>
+        </w:trPr>
+        <w:tc>
+          <w:tcPr>
+            <w:tcW w:type="dxa" w:w="2200"/>
+            <w:shd w:fill="E8EEF7" w:val="clear"/>
+            <w:tcMar>
+              <w:top w:type="dxa" w:w="60"/>
+              <w:left w:type="dxa" w:w="100"/>
+              <w:bottom w:type="dxa" w:w="60"/>
+              <w:right w:type="dxa" w:w="100"/>
+            </w:tcMar>
+          </w:tcPr>
+          <w:p>
+            <w:pPr>
+              <w:jc w:val="center"/>
+            </w:pPr>
+            <w:r>
+              <w:rPr>
+                <w:b/>
+                <w:bCs/>
+                <w:sz w:val="18"/>
+                <w:szCs w:val="18"/>
+              </w:rPr>
+              <w:t xml:space="preserve">유형</w:t>
+            </w:r>
+          </w:p>
+        </w:tc>
+        <w:tc>
+          <w:tcPr>
+            <w:tcW w:type="dxa" w:w="1300"/>
+            <w:shd w:fill="E8EEF7" w:val="clear"/>
+            <w:tcMar>
+              <w:top w:type="dxa" w:w="60"/>
+              <w:left w:type="dxa" w:w="100"/>
+              <w:bottom w:type="dxa" w:w="60"/>
+              <w:right w:type="dxa" w:w="100"/>
+            </w:tcMar>
+          </w:tcPr>
+          <w:p>
+            <w:pPr>
+              <w:jc w:val="center"/>
+            </w:pPr>
+            <w:r>
+              <w:rPr>
+                <w:b/>
+                <w:bCs/>
+                <w:sz w:val="18"/>
+                <w:szCs w:val="18"/>
+              </w:rPr>
+              <w:t xml:space="preserve">개소 수</w:t>
+            </w:r>
+          </w:p>
+        </w:tc>
+        <w:tc>
+          <w:tcPr>
+            <w:tcW w:type="dxa" w:w="2000"/>
+            <w:shd w:fill="E8EEF7" w:val="clear"/>
+            <w:tcMar>
+              <w:top w:type="dxa" w:w="60"/>
+              <w:left w:type="dxa" w:w="100"/>
+              <w:bottom w:type="dxa" w:w="60"/>
+              <w:right w:type="dxa" w:w="100"/>
+            </w:tcMar>
+          </w:tcPr>
+          <w:p>
+            <w:pPr>
+              <w:jc w:val="center"/>
+            </w:pPr>
+            <w:r>
+              <w:rPr>
+                <w:b/>
+                <w:bCs/>
+                <w:sz w:val="18"/>
+                <w:szCs w:val="18"/>
+              </w:rPr>
+              <w:t xml:space="preserve">평균 사용량</w:t>
+            </w:r>
+          </w:p>
+        </w:tc>
+        <w:tc>
+          <w:tcPr>
+            <w:tcW w:type="dxa" w:w="2000"/>
+            <w:shd w:fill="E8EEF7" w:val="clear"/>
+            <w:tcMar>
+              <w:top w:type="dxa" w:w="60"/>
+              <w:left w:type="dxa" w:w="100"/>
+              <w:bottom w:type="dxa" w:w="60"/>
+              <w:right w:type="dxa" w:w="100"/>
+            </w:tcMar>
+          </w:tcPr>
+          <w:p>
+            <w:pPr>
+              <w:jc w:val="center"/>
+            </w:pPr>
+            <w:r>
+              <w:rPr>
+                <w:b/>
+                <w:bCs/>
+                <w:sz w:val="18"/>
+                <w:szCs w:val="18"/>
+              </w:rPr>
+              <w:t xml:space="preserve">작년 평균</w:t>
+            </w:r>
+          </w:p>
+        </w:tc>
+        <w:tc>
+          <w:tcPr>
+            <w:tcW w:type="dxa" w:w="1500"/>
+            <w:shd w:fill="E8EEF7" w:val="clear"/>
+            <w:tcMar>
+              <w:top w:type="dxa" w:w="60"/>
+              <w:left w:type="dxa" w:w="100"/>
+              <w:bottom w:type="dxa" w:w="60"/>
+              <w:right w:type="dxa" w:w="100"/>
+            </w:tcMar>
+          </w:tcPr>
+          <w:p>
+            <w:pPr>
+              <w:jc w:val="center"/>
+            </w:pPr>
+            <w:r>
+              <w:rPr>
+                <w:b/>
+                <w:bCs/>
+                <w:sz w:val="18"/>
+                <w:szCs w:val="18"/>
+              </w:rPr>
+              <w:t xml:space="preserve">전년 대비</w:t>
+            </w:r>
+          </w:p>
+        </w:tc>
+      </w:tr>
+      <w:tr>
+        <w:tc>
+          <w:tcPr>
+            <w:tcW w:type="dxa" w:w="2200"/>
+            <w:tcMar>
+              <w:top w:type="dxa" w:w="60"/>
+              <w:left w:type="dxa" w:w="100"/>
+              <w:bottom w:type="dxa" w:w="60"/>
+              <w:right w:type="dxa" w:w="100"/>
+            </w:tcMar>
+          </w:tcPr>
+          <w:p>
+            <w:pPr>
+              <w:jc w:val="center"/>
+            </w:pPr>
+            <w:r>
+              <w:rPr>
+                <w:b w:val="false"/>
+                <w:bCs w:val="false"/>
+                <w:sz w:val="18"/>
+                <w:szCs w:val="18"/>
+              </w:rPr>
+              <w:t xml:space="preserve">도서관</w:t>
+            </w:r>
+          </w:p>
+        </w:tc>
+        <w:tc>
+          <w:tcPr>
+            <w:tcW w:type="dxa" w:w="1300"/>
+            <w:tcMar>
+              <w:top w:type="dxa" w:w="60"/>
+              <w:left w:type="dxa" w:w="100"/>
+              <w:bottom w:type="dxa" w:w="60"/>
+              <w:right w:type="dxa" w:w="100"/>
+            </w:tcMar>
+          </w:tcPr>
+          <w:p>
+            <w:pPr>
+              <w:jc w:val="center"/>
+            </w:pPr>
+            <w:r>
+              <w:rPr>
+                <w:b w:val="false"/>
+                <w:bCs w:val="false"/>
+                <w:sz w:val="18"/>
+                <w:szCs w:val="18"/>
+              </w:rPr>
+              <w:t xml:space="preserve">2</w:t>
+            </w:r>
+          </w:p>
+        </w:tc>
+        <w:tc>
+          <w:tcPr>
+            <w:tcW w:type="dxa" w:w="2000"/>
+            <w:tcMar>
+              <w:top w:type="dxa" w:w="60"/>
+              <w:left w:type="dxa" w:w="100"/>
+              <w:bottom w:type="dxa" w:w="60"/>
+              <w:right w:type="dxa" w:w="100"/>
+            </w:tcMar>
+          </w:tcPr>
+          <w:p>
+            <w:pPr>
+              <w:jc w:val="center"/>
+            </w:pPr>
+            <w:r>
+              <w:rPr>
+                <w:b w:val="false"/>
+                <w:bCs w:val="false"/>
+                <w:sz w:val="18"/>
+                <w:szCs w:val="18"/>
+              </w:rPr>
+              <w:t xml:space="preserve">3,370 kWh</w:t>
+            </w:r>
+          </w:p>
+        </w:tc>
+        <w:tc>
+          <w:tcPr>
+            <w:tcW w:type="dxa" w:w="2000"/>
+            <w:tcMar>
+              <w:top w:type="dxa" w:w="60"/>
+              <w:left w:type="dxa" w:w="100"/>
+              <w:bottom w:type="dxa" w:w="60"/>
+              <w:right w:type="dxa" w:w="100"/>
+            </w:tcMar>
+          </w:tcPr>
+          <w:p>
+            <w:pPr>
+              <w:jc w:val="center"/>
+            </w:pPr>
+            <w:r>
+              <w:rPr>
+                <w:b w:val="false"/>
+                <w:bCs w:val="false"/>
+                <w:sz w:val="18"/>
+                <w:szCs w:val="18"/>
+              </w:rPr>
+              <w:t xml:space="preserve">4,287 kWh</w:t>
+            </w:r>
+          </w:p>
+        </w:tc>
+        <w:tc>
+          <w:tcPr>
+            <w:tcW w:type="dxa" w:w="1500"/>
+            <w:tcMar>
+              <w:top w:type="dxa" w:w="60"/>
+              <w:left w:type="dxa" w:w="100"/>
+              <w:bottom w:type="dxa" w:w="60"/>
+              <w:right w:type="dxa" w:w="100"/>
+            </w:tcMar>
+          </w:tcPr>
+          <w:p>
+            <w:pPr>
+              <w:jc w:val="center"/>
+            </w:pPr>
+            <w:r>
+              <w:rPr>
+                <w:b w:val="false"/>
+                <w:bCs w:val="false"/>
+                <w:sz w:val="18"/>
+                <w:szCs w:val="18"/>
+              </w:rPr>
+              <w:t xml:space="preserve">▼ 21.4%</w:t>
+            </w:r>
+          </w:p>
+        </w:tc>
+      </w:tr>
+      <w:tr>
+        <w:tc>
+          <w:tcPr>
+            <w:tcW w:type="dxa" w:w="2200"/>
+            <w:tcMar>
+              <w:top w:type="dxa" w:w="60"/>
+              <w:left w:type="dxa" w:w="100"/>
+              <w:bottom w:type="dxa" w:w="60"/>
+              <w:right w:type="dxa" w:w="100"/>
+            </w:tcMar>
+          </w:tcPr>
+          <w:p>
+            <w:pPr>
+              <w:jc w:val="center"/>
+            </w:pPr>
+            <w:r>
+              <w:rPr>
+                <w:b w:val="false"/>
+                <w:bCs w:val="false"/>
+                <w:sz w:val="18"/>
+                <w:szCs w:val="18"/>
+              </w:rPr>
+              <w:t xml:space="preserve">문화시설</w:t>
+            </w:r>
+          </w:p>
+        </w:tc>
+        <w:tc>
+          <w:tcPr>
+            <w:tcW w:type="dxa" w:w="1300"/>
+            <w:tcMar>
+              <w:top w:type="dxa" w:w="60"/>
+              <w:left w:type="dxa" w:w="100"/>
+              <w:bottom w:type="dxa" w:w="60"/>
+              <w:right w:type="dxa" w:w="100"/>
+            </w:tcMar>
+          </w:tcPr>
+          <w:p>
+            <w:pPr>
+              <w:jc w:val="center"/>
+            </w:pPr>
+            <w:r>
+              <w:rPr>
+                <w:b w:val="false"/>
+                <w:bCs w:val="false"/>
+                <w:sz w:val="18"/>
+                <w:szCs w:val="18"/>
+              </w:rPr>
+              <w:t xml:space="preserve">11</w:t>
+            </w:r>
+          </w:p>
+        </w:tc>
+        <w:tc>
+          <w:tcPr>
+            <w:tcW w:type="dxa" w:w="2000"/>
+            <w:tcMar>
+              <w:top w:type="dxa" w:w="60"/>
+              <w:left w:type="dxa" w:w="100"/>
+              <w:bottom w:type="dxa" w:w="60"/>
+              <w:right w:type="dxa" w:w="100"/>
+            </w:tcMar>
+          </w:tcPr>
+          <w:p>
+            <w:pPr>
+              <w:jc w:val="center"/>
+            </w:pPr>
+            <w:r>
+              <w:rPr>
+                <w:b w:val="false"/>
+                <w:bCs w:val="false"/>
+                <w:sz w:val="18"/>
+                <w:szCs w:val="18"/>
+              </w:rPr>
+              <w:t xml:space="preserve">4,898 kWh</w:t>
+            </w:r>
+          </w:p>
+        </w:tc>
+        <w:tc>
+          <w:tcPr>
+            <w:tcW w:type="dxa" w:w="2000"/>
+            <w:tcMar>
+              <w:top w:type="dxa" w:w="60"/>
+              <w:left w:type="dxa" w:w="100"/>
+              <w:bottom w:type="dxa" w:w="60"/>
+              <w:right w:type="dxa" w:w="100"/>
+            </w:tcMar>
+          </w:tcPr>
+          <w:p>
+            <w:pPr>
+              <w:jc w:val="center"/>
+            </w:pPr>
+            <w:r>
+              <w:rPr>
+                <w:b w:val="false"/>
+                <w:bCs w:val="false"/>
+                <w:sz w:val="18"/>
+                <w:szCs w:val="18"/>
+              </w:rPr>
+              <w:t xml:space="preserve">5,242 kWh</w:t>
+            </w:r>
+          </w:p>
+        </w:tc>
+        <w:tc>
+          <w:tcPr>
+            <w:tcW w:type="dxa" w:w="1500"/>
+            <w:tcMar>
+              <w:top w:type="dxa" w:w="60"/>
+              <w:left w:type="dxa" w:w="100"/>
+              <w:bottom w:type="dxa" w:w="60"/>
+              <w:right w:type="dxa" w:w="100"/>
+            </w:tcMar>
+          </w:tcPr>
+          <w:p>
+            <w:pPr>
+              <w:jc w:val="center"/>
+            </w:pPr>
+            <w:r>
+              <w:rPr>
+                <w:b w:val="false"/>
+                <w:bCs w:val="false"/>
+                <w:sz w:val="18"/>
+                <w:szCs w:val="18"/>
+              </w:rPr>
+              <w:t xml:space="preserve">▼ 6.6%</w:t>
+            </w:r>
+          </w:p>
+        </w:tc>
+      </w:tr>
+      <w:tr>
+        <w:tc>
+          <w:tcPr>
+            <w:tcW w:type="dxa" w:w="2200"/>
+            <w:tcMar>
+              <w:top w:type="dxa" w:w="60"/>
+              <w:left w:type="dxa" w:w="100"/>
+              <w:bottom w:type="dxa" w:w="60"/>
+              <w:right w:type="dxa" w:w="100"/>
+            </w:tcMar>
+          </w:tcPr>
+          <w:p>
+            <w:pPr>
+              <w:jc w:val="center"/>
+            </w:pPr>
+            <w:r>
+              <w:rPr>
+                <w:b w:val="false"/>
+                <w:bCs w:val="false"/>
+                <w:sz w:val="18"/>
+                <w:szCs w:val="18"/>
+              </w:rPr>
+              <w:t xml:space="preserve">보건소</w:t>
+            </w:r>
+          </w:p>
+        </w:tc>
+        <w:tc>
+          <w:tcPr>
+            <w:tcW w:type="dxa" w:w="1300"/>
+            <w:tcMar>
+              <w:top w:type="dxa" w:w="60"/>
+              <w:left w:type="dxa" w:w="100"/>
+              <w:bottom w:type="dxa" w:w="60"/>
+              <w:right w:type="dxa" w:w="100"/>
+            </w:tcMar>
+          </w:tcPr>
+          <w:p>
+            <w:pPr>
+              <w:jc w:val="center"/>
+            </w:pPr>
+            <w:r>
+              <w:rPr>
+                <w:b w:val="false"/>
+                <w:bCs w:val="false"/>
+                <w:sz w:val="18"/>
+                <w:szCs w:val="18"/>
+              </w:rPr>
+              <w:t xml:space="preserve">3</w:t>
+            </w:r>
+          </w:p>
+        </w:tc>
+        <w:tc>
+          <w:tcPr>
+            <w:tcW w:type="dxa" w:w="2000"/>
+            <w:tcMar>
+              <w:top w:type="dxa" w:w="60"/>
+              <w:left w:type="dxa" w:w="100"/>
+              <w:bottom w:type="dxa" w:w="60"/>
+              <w:right w:type="dxa" w:w="100"/>
+            </w:tcMar>
+          </w:tcPr>
+          <w:p>
+            <w:pPr>
+              <w:jc w:val="center"/>
+            </w:pPr>
+            <w:r>
+              <w:rPr>
+                <w:b w:val="false"/>
+                <w:bCs w:val="false"/>
+                <w:sz w:val="18"/>
+                <w:szCs w:val="18"/>
+              </w:rPr>
+              <w:t xml:space="preserve">2,108 kWh</w:t>
+            </w:r>
+          </w:p>
+        </w:tc>
+        <w:tc>
+          <w:tcPr>
+            <w:tcW w:type="dxa" w:w="2000"/>
+            <w:tcMar>
+              <w:top w:type="dxa" w:w="60"/>
+              <w:left w:type="dxa" w:w="100"/>
+              <w:bottom w:type="dxa" w:w="60"/>
+              <w:right w:type="dxa" w:w="100"/>
+            </w:tcMar>
+          </w:tcPr>
+          <w:p>
+            <w:pPr>
+              <w:jc w:val="center"/>
+            </w:pPr>
+            <w:r>
+              <w:rPr>
+                <w:b w:val="false"/>
+                <w:bCs w:val="false"/>
+                <w:sz w:val="18"/>
+                <w:szCs w:val="18"/>
+              </w:rPr>
+              <w:t xml:space="preserve">2,346 kWh</w:t>
+            </w:r>
+          </w:p>
+        </w:tc>
+        <w:tc>
+          <w:tcPr>
+            <w:tcW w:type="dxa" w:w="1500"/>
+            <w:tcMar>
+              <w:top w:type="dxa" w:w="60"/>
+              <w:left w:type="dxa" w:w="100"/>
+              <w:bottom w:type="dxa" w:w="60"/>
+              <w:right w:type="dxa" w:w="100"/>
+            </w:tcMar>
+          </w:tcPr>
+          <w:p>
+            <w:pPr>
+              <w:jc w:val="center"/>
+            </w:pPr>
+            <w:r>
+              <w:rPr>
+                <w:b w:val="false"/>
+                <w:bCs w:val="false"/>
+                <w:sz w:val="18"/>
+                <w:szCs w:val="18"/>
+              </w:rPr>
+              <w:t xml:space="preserve">▼ 10.1%</w:t>
+            </w:r>
+          </w:p>
+        </w:tc>
+      </w:tr>
+      <w:tr>
+        <w:tc>
+          <w:tcPr>
+            <w:tcW w:type="dxa" w:w="2200"/>
+            <w:tcMar>
+              <w:top w:type="dxa" w:w="60"/>
+              <w:left w:type="dxa" w:w="100"/>
+              <w:bottom w:type="dxa" w:w="60"/>
+              <w:right w:type="dxa" w:w="100"/>
+            </w:tcMar>
+          </w:tcPr>
+          <w:p>
+            <w:pPr>
+              <w:jc w:val="center"/>
+            </w:pPr>
+            <w:r>
+              <w:rPr>
+                <w:b w:val="false"/>
+                <w:bCs w:val="false"/>
+                <w:sz w:val="18"/>
+                <w:szCs w:val="18"/>
+              </w:rPr>
+              <w:t xml:space="preserve">복지시설</w:t>
+            </w:r>
+          </w:p>
+        </w:tc>
+        <w:tc>
+          <w:tcPr>
+            <w:tcW w:type="dxa" w:w="1300"/>
+            <w:tcMar>
+              <w:top w:type="dxa" w:w="60"/>
+              <w:left w:type="dxa" w:w="100"/>
+              <w:bottom w:type="dxa" w:w="60"/>
+              <w:right w:type="dxa" w:w="100"/>
+            </w:tcMar>
+          </w:tcPr>
+          <w:p>
+            <w:pPr>
+              <w:jc w:val="center"/>
+            </w:pPr>
+            <w:r>
+              <w:rPr>
+                <w:b w:val="false"/>
+                <w:bCs w:val="false"/>
+                <w:sz w:val="18"/>
+                <w:szCs w:val="18"/>
+              </w:rPr>
+              <w:t xml:space="preserve">3</w:t>
+            </w:r>
+          </w:p>
+        </w:tc>
+        <w:tc>
+          <w:tcPr>
+            <w:tcW w:type="dxa" w:w="2000"/>
+            <w:tcMar>
+              <w:top w:type="dxa" w:w="60"/>
+              <w:left w:type="dxa" w:w="100"/>
+              <w:bottom w:type="dxa" w:w="60"/>
+              <w:right w:type="dxa" w:w="100"/>
+            </w:tcMar>
+          </w:tcPr>
+          <w:p>
+            <w:pPr>
+              <w:jc w:val="center"/>
+            </w:pPr>
+            <w:r>
+              <w:rPr>
+                <w:b w:val="false"/>
+                <w:bCs w:val="false"/>
+                <w:sz w:val="18"/>
+                <w:szCs w:val="18"/>
+              </w:rPr>
+              <w:t xml:space="preserve">2,932 kWh</w:t>
+            </w:r>
+          </w:p>
+        </w:tc>
+        <w:tc>
+          <w:tcPr>
+            <w:tcW w:type="dxa" w:w="2000"/>
+            <w:tcMar>
+              <w:top w:type="dxa" w:w="60"/>
+              <w:left w:type="dxa" w:w="100"/>
+              <w:bottom w:type="dxa" w:w="60"/>
+              <w:right w:type="dxa" w:w="100"/>
+            </w:tcMar>
+          </w:tcPr>
+          <w:p>
+            <w:pPr>
+              <w:jc w:val="center"/>
+            </w:pPr>
+            <w:r>
+              <w:rPr>
+                <w:b w:val="false"/>
+                <w:bCs w:val="false"/>
+                <w:sz w:val="18"/>
+                <w:szCs w:val="18"/>
+              </w:rPr>
+              <w:t xml:space="preserve">3,297 kWh</w:t>
+            </w:r>
+          </w:p>
+        </w:tc>
+        <w:tc>
+          <w:tcPr>
+            <w:tcW w:type="dxa" w:w="1500"/>
+            <w:tcMar>
+              <w:top w:type="dxa" w:w="60"/>
+              <w:left w:type="dxa" w:w="100"/>
+              <w:bottom w:type="dxa" w:w="60"/>
+              <w:right w:type="dxa" w:w="100"/>
+            </w:tcMar>
+          </w:tcPr>
+          <w:p>
+            <w:pPr>
+              <w:jc w:val="center"/>
+            </w:pPr>
+            <w:r>
+              <w:rPr>
+                <w:b w:val="false"/>
+                <w:bCs w:val="false"/>
+                <w:sz w:val="18"/>
+                <w:szCs w:val="18"/>
+              </w:rPr>
+              <w:t xml:space="preserve">▼ 11.1%</w:t>
+            </w:r>
+          </w:p>
+        </w:tc>
+      </w:tr>
+      <w:tr>
+        <w:tc>
+          <w:tcPr>
+            <w:tcW w:type="dxa" w:w="2200"/>
+            <w:tcMar>
+              <w:top w:type="dxa" w:w="60"/>
+              <w:left w:type="dxa" w:w="100"/>
+              <w:bottom w:type="dxa" w:w="60"/>
+              <w:right w:type="dxa" w:w="100"/>
+            </w:tcMar>
+          </w:tcPr>
+          <w:p>
+            <w:pPr>
+              <w:jc w:val="center"/>
+            </w:pPr>
+            <w:r>
+              <w:rPr>
+                <w:b w:val="false"/>
+                <w:bCs w:val="false"/>
+                <w:sz w:val="18"/>
+                <w:szCs w:val="18"/>
+              </w:rPr>
+              <w:t xml:space="preserve">이지센터</w:t>
+            </w:r>
+          </w:p>
+        </w:tc>
+        <w:tc>
+          <w:tcPr>
+            <w:tcW w:type="dxa" w:w="1300"/>
+            <w:tcMar>
+              <w:top w:type="dxa" w:w="60"/>
+              <w:left w:type="dxa" w:w="100"/>
+              <w:bottom w:type="dxa" w:w="60"/>
+              <w:right w:type="dxa" w:w="100"/>
+            </w:tcMar>
+          </w:tcPr>
+          <w:p>
+            <w:pPr>
+              <w:jc w:val="center"/>
+            </w:pPr>
+            <w:r>
+              <w:rPr>
+                <w:b w:val="false"/>
+                <w:bCs w:val="false"/>
+                <w:sz w:val="18"/>
+                <w:szCs w:val="18"/>
+              </w:rPr>
+              <w:t xml:space="preserve">1</w:t>
+            </w:r>
+          </w:p>
+        </w:tc>
+        <w:tc>
+          <w:tcPr>
+            <w:tcW w:type="dxa" w:w="2000"/>
+            <w:tcMar>
+              <w:top w:type="dxa" w:w="60"/>
+              <w:left w:type="dxa" w:w="100"/>
+              <w:bottom w:type="dxa" w:w="60"/>
+              <w:right w:type="dxa" w:w="100"/>
+            </w:tcMar>
+          </w:tcPr>
+          <w:p>
+            <w:pPr>
+              <w:jc w:val="center"/>
+            </w:pPr>
+            <w:r>
+              <w:rPr>
+                <w:b w:val="false"/>
+                <w:bCs w:val="false"/>
+                <w:sz w:val="18"/>
+                <w:szCs w:val="18"/>
+              </w:rPr>
+              <w:t xml:space="preserve">17,352 kWh</w:t>
+            </w:r>
+          </w:p>
+        </w:tc>
+        <w:tc>
+          <w:tcPr>
+            <w:tcW w:type="dxa" w:w="2000"/>
+            <w:tcMar>
+              <w:top w:type="dxa" w:w="60"/>
+              <w:left w:type="dxa" w:w="100"/>
+              <w:bottom w:type="dxa" w:w="60"/>
+              <w:right w:type="dxa" w:w="100"/>
+            </w:tcMar>
+          </w:tcPr>
+          <w:p>
+            <w:pPr>
+              <w:jc w:val="center"/>
+            </w:pPr>
+            <w:r>
+              <w:rPr>
+                <w:b w:val="false"/>
+                <w:bCs w:val="false"/>
+                <w:sz w:val="18"/>
+                <w:szCs w:val="18"/>
+              </w:rPr>
+              <w:t xml:space="preserve">15,537 kWh</w:t>
+            </w:r>
+          </w:p>
+        </w:tc>
+        <w:tc>
+          <w:tcPr>
+            <w:tcW w:type="dxa" w:w="1500"/>
+            <w:tcMar>
+              <w:top w:type="dxa" w:w="60"/>
+              <w:left w:type="dxa" w:w="100"/>
+              <w:bottom w:type="dxa" w:w="60"/>
+              <w:right w:type="dxa" w:w="100"/>
+            </w:tcMar>
+          </w:tcPr>
+          <w:p>
+            <w:pPr>
+              <w:jc w:val="center"/>
+            </w:pPr>
+            <w:r>
+              <w:rPr>
+                <w:b w:val="false"/>
+                <w:bCs w:val="false"/>
+                <w:sz w:val="18"/>
+                <w:szCs w:val="18"/>
+              </w:rPr>
+              <w:t xml:space="preserve">▲ 11.7%</w:t>
+            </w:r>
+          </w:p>
+        </w:tc>
+      </w:tr>
+      <w:tr>
+        <w:tc>
+          <w:tcPr>
+            <w:tcW w:type="dxa" w:w="2200"/>
+            <w:tcMar>
+              <w:top w:type="dxa" w:w="60"/>
+              <w:left w:type="dxa" w:w="100"/>
+              <w:bottom w:type="dxa" w:w="60"/>
+              <w:right w:type="dxa" w:w="100"/>
+            </w:tcMar>
+          </w:tcPr>
+          <w:p>
+            <w:pPr>
+              <w:jc w:val="center"/>
+            </w:pPr>
+            <w:r>
+              <w:rPr>
+                <w:b w:val="false"/>
+                <w:bCs w:val="false"/>
+                <w:sz w:val="18"/>
+                <w:szCs w:val="18"/>
+              </w:rPr>
+              <w:t xml:space="preserve">청사</w:t>
+            </w:r>
+          </w:p>
+        </w:tc>
+        <w:tc>
+          <w:tcPr>
+            <w:tcW w:type="dxa" w:w="1300"/>
+            <w:tcMar>
+              <w:top w:type="dxa" w:w="60"/>
+              <w:left w:type="dxa" w:w="100"/>
+              <w:bottom w:type="dxa" w:w="60"/>
+              <w:right w:type="dxa" w:w="100"/>
+            </w:tcMar>
+          </w:tcPr>
+          <w:p>
+            <w:pPr>
+              <w:jc w:val="center"/>
+            </w:pPr>
+            <w:r>
+              <w:rPr>
+                <w:b w:val="false"/>
+                <w:bCs w:val="false"/>
+                <w:sz w:val="18"/>
+                <w:szCs w:val="18"/>
+              </w:rPr>
+              <w:t xml:space="preserve">16</w:t>
+            </w:r>
+          </w:p>
+        </w:tc>
+        <w:tc>
+          <w:tcPr>
+            <w:tcW w:type="dxa" w:w="2000"/>
+            <w:tcMar>
+              <w:top w:type="dxa" w:w="60"/>
+              <w:left w:type="dxa" w:w="100"/>
+              <w:bottom w:type="dxa" w:w="60"/>
+              <w:right w:type="dxa" w:w="100"/>
+            </w:tcMar>
+          </w:tcPr>
+          <w:p>
+            <w:pPr>
+              <w:jc w:val="center"/>
+            </w:pPr>
+            <w:r>
+              <w:rPr>
+                <w:b w:val="false"/>
+                <w:bCs w:val="false"/>
+                <w:sz w:val="18"/>
+                <w:szCs w:val="18"/>
+              </w:rPr>
+              <w:t xml:space="preserve">1,711 kWh</w:t>
+            </w:r>
+          </w:p>
+        </w:tc>
+        <w:tc>
+          <w:tcPr>
+            <w:tcW w:type="dxa" w:w="2000"/>
+            <w:tcMar>
+              <w:top w:type="dxa" w:w="60"/>
+              <w:left w:type="dxa" w:w="100"/>
+              <w:bottom w:type="dxa" w:w="60"/>
+              <w:right w:type="dxa" w:w="100"/>
+            </w:tcMar>
+          </w:tcPr>
+          <w:p>
+            <w:pPr>
+              <w:jc w:val="center"/>
+            </w:pPr>
+            <w:r>
+              <w:rPr>
+                <w:b w:val="false"/>
+                <w:bCs w:val="false"/>
+                <w:sz w:val="18"/>
+                <w:szCs w:val="18"/>
+              </w:rPr>
+              <w:t xml:space="preserve">2,005 kWh</w:t>
+            </w:r>
+          </w:p>
+        </w:tc>
+        <w:tc>
+          <w:tcPr>
+            <w:tcW w:type="dxa" w:w="1500"/>
+            <w:tcMar>
+              <w:top w:type="dxa" w:w="60"/>
+              <w:left w:type="dxa" w:w="100"/>
+              <w:bottom w:type="dxa" w:w="60"/>
+              <w:right w:type="dxa" w:w="100"/>
+            </w:tcMar>
+          </w:tcPr>
+          <w:p>
+            <w:pPr>
+              <w:jc w:val="center"/>
+            </w:pPr>
+            <w:r>
+              <w:rPr>
+                <w:b w:val="false"/>
+                <w:bCs w:val="false"/>
+                <w:sz w:val="18"/>
+                <w:szCs w:val="18"/>
+              </w:rPr>
+              <w:t xml:space="preserve">▼ 14.7%</w:t>
+            </w:r>
+          </w:p>
+        </w:tc>
+      </w:tr>
+      <w:tr>
+        <w:tc>
+          <w:tcPr>
+            <w:tcW w:type="dxa" w:w="2200"/>
+            <w:tcMar>
+              <w:top w:type="dxa" w:w="60"/>
+              <w:left w:type="dxa" w:w="100"/>
+              <w:bottom w:type="dxa" w:w="60"/>
+              <w:right w:type="dxa" w:w="100"/>
+            </w:tcMar>
+          </w:tcPr>
+          <w:p>
+            <w:pPr>
+              <w:jc w:val="center"/>
+            </w:pPr>
+            <w:r>
+              <w:rPr>
+                <w:b w:val="false"/>
+                <w:bCs w:val="false"/>
+                <w:sz w:val="18"/>
+                <w:szCs w:val="18"/>
+              </w:rPr>
+              <w:t xml:space="preserve">체육시설</w:t>
+            </w:r>
+          </w:p>
+        </w:tc>
+        <w:tc>
+          <w:tcPr>
+            <w:tcW w:type="dxa" w:w="1300"/>
+            <w:tcMar>
+              <w:top w:type="dxa" w:w="60"/>
+              <w:left w:type="dxa" w:w="100"/>
+              <w:bottom w:type="dxa" w:w="60"/>
+              <w:right w:type="dxa" w:w="100"/>
+            </w:tcMar>
+          </w:tcPr>
+          <w:p>
+            <w:pPr>
+              <w:jc w:val="center"/>
+            </w:pPr>
+            <w:r>
+              <w:rPr>
+                <w:b w:val="false"/>
+                <w:bCs w:val="false"/>
+                <w:sz w:val="18"/>
+                <w:szCs w:val="18"/>
+              </w:rPr>
+              <w:t xml:space="preserve">2</w:t>
+            </w:r>
+          </w:p>
+        </w:tc>
+        <w:tc>
+          <w:tcPr>
+            <w:tcW w:type="dxa" w:w="2000"/>
+            <w:tcMar>
+              <w:top w:type="dxa" w:w="60"/>
+              <w:left w:type="dxa" w:w="100"/>
+              <w:bottom w:type="dxa" w:w="60"/>
+              <w:right w:type="dxa" w:w="100"/>
+            </w:tcMar>
+          </w:tcPr>
+          <w:p>
+            <w:pPr>
+              <w:jc w:val="center"/>
+            </w:pPr>
+            <w:r>
+              <w:rPr>
+                <w:b w:val="false"/>
+                <w:bCs w:val="false"/>
+                <w:sz w:val="18"/>
+                <w:szCs w:val="18"/>
+              </w:rPr>
+              <w:t xml:space="preserve">12,702 kWh</w:t>
+            </w:r>
+          </w:p>
+        </w:tc>
+        <w:tc>
+          <w:tcPr>
+            <w:tcW w:type="dxa" w:w="2000"/>
+            <w:tcMar>
+              <w:top w:type="dxa" w:w="60"/>
+              <w:left w:type="dxa" w:w="100"/>
+              <w:bottom w:type="dxa" w:w="60"/>
+              <w:right w:type="dxa" w:w="100"/>
+            </w:tcMar>
+          </w:tcPr>
+          <w:p>
+            <w:pPr>
+              <w:jc w:val="center"/>
+            </w:pPr>
+            <w:r>
+              <w:rPr>
+                <w:b w:val="false"/>
+                <w:bCs w:val="false"/>
+                <w:sz w:val="18"/>
+                <w:szCs w:val="18"/>
+              </w:rPr>
+              <w:t xml:space="preserve">14,255 kWh</w:t>
+            </w:r>
+          </w:p>
+        </w:tc>
+        <w:tc>
+          <w:tcPr>
+            <w:tcW w:type="dxa" w:w="1500"/>
+            <w:tcMar>
+              <w:top w:type="dxa" w:w="60"/>
+              <w:left w:type="dxa" w:w="100"/>
+              <w:bottom w:type="dxa" w:w="60"/>
+              <w:right w:type="dxa" w:w="100"/>
+            </w:tcMar>
+          </w:tcPr>
+          <w:p>
+            <w:pPr>
+              <w:jc w:val="center"/>
+            </w:pPr>
+            <w:r>
+              <w:rPr>
+                <w:b w:val="false"/>
+                <w:bCs w:val="false"/>
+                <w:sz w:val="18"/>
+                <w:szCs w:val="18"/>
+              </w:rPr>
+              <w:t xml:space="preserve">▼ 10.9%</w:t>
+            </w:r>
+          </w:p>
+        </w:tc>
+      </w:tr>
+      <w:tr>
+        <w:tc>
+          <w:tcPr>
+            <w:tcW w:type="dxa" w:w="2200"/>
+            <w:tcMar>
+              <w:top w:type="dxa" w:w="60"/>
+              <w:left w:type="dxa" w:w="100"/>
+              <w:bottom w:type="dxa" w:w="60"/>
+              <w:right w:type="dxa" w:w="100"/>
+            </w:tcMar>
+          </w:tcPr>
+          <w:p>
+            <w:pPr>
+              <w:jc w:val="center"/>
+            </w:pPr>
+            <w:r>
+              <w:rPr>
+                <w:b w:val="false"/>
+                <w:bCs w:val="false"/>
+                <w:sz w:val="18"/>
+                <w:szCs w:val="18"/>
+              </w:rPr>
+              <w:t xml:space="preserve">커뮤니티시설</w:t>
+            </w:r>
+          </w:p>
+        </w:tc>
+        <w:tc>
+          <w:tcPr>
+            <w:tcW w:type="dxa" w:w="1300"/>
+            <w:tcMar>
+              <w:top w:type="dxa" w:w="60"/>
+              <w:left w:type="dxa" w:w="100"/>
+              <w:bottom w:type="dxa" w:w="60"/>
+              <w:right w:type="dxa" w:w="100"/>
+            </w:tcMar>
+          </w:tcPr>
+          <w:p>
+            <w:pPr>
+              <w:jc w:val="center"/>
+            </w:pPr>
+            <w:r>
+              <w:rPr>
+                <w:b w:val="false"/>
+                <w:bCs w:val="false"/>
+                <w:sz w:val="18"/>
+                <w:szCs w:val="18"/>
+              </w:rPr>
+              <w:t xml:space="preserve">14</w:t>
+            </w:r>
+          </w:p>
+        </w:tc>
+        <w:tc>
+          <w:tcPr>
+            <w:tcW w:type="dxa" w:w="2000"/>
+            <w:tcMar>
+              <w:top w:type="dxa" w:w="60"/>
+              <w:left w:type="dxa" w:w="100"/>
+              <w:bottom w:type="dxa" w:w="60"/>
+              <w:right w:type="dxa" w:w="100"/>
+            </w:tcMar>
+          </w:tcPr>
+          <w:p>
+            <w:pPr>
+              <w:jc w:val="center"/>
+            </w:pPr>
+            <w:r>
+              <w:rPr>
+                <w:b w:val="false"/>
+                <w:bCs w:val="false"/>
+                <w:sz w:val="18"/>
+                <w:szCs w:val="18"/>
+              </w:rPr>
+              <w:t xml:space="preserve">967 kWh</w:t>
+            </w:r>
+          </w:p>
+        </w:tc>
+        <w:tc>
+          <w:tcPr>
+            <w:tcW w:type="dxa" w:w="2000"/>
+            <w:tcMar>
+              <w:top w:type="dxa" w:w="60"/>
+              <w:left w:type="dxa" w:w="100"/>
+              <w:bottom w:type="dxa" w:w="60"/>
+              <w:right w:type="dxa" w:w="100"/>
+            </w:tcMar>
+          </w:tcPr>
+          <w:p>
+            <w:pPr>
+              <w:jc w:val="center"/>
+            </w:pPr>
+            <w:r>
+              <w:rPr>
+                <w:b w:val="false"/>
+                <w:bCs w:val="false"/>
+                <w:sz w:val="18"/>
+                <w:szCs w:val="18"/>
+              </w:rPr>
+              <w:t xml:space="preserve">1,170 kWh</w:t>
+            </w:r>
+          </w:p>
+        </w:tc>
+        <w:tc>
+          <w:tcPr>
+            <w:tcW w:type="dxa" w:w="1500"/>
+            <w:tcMar>
+              <w:top w:type="dxa" w:w="60"/>
+              <w:left w:type="dxa" w:w="100"/>
+              <w:bottom w:type="dxa" w:w="60"/>
+              <w:right w:type="dxa" w:w="100"/>
+            </w:tcMar>
+          </w:tcPr>
+          <w:p>
+            <w:pPr>
+              <w:jc w:val="center"/>
+            </w:pPr>
+            <w:r>
+              <w:rPr>
+                <w:b w:val="false"/>
+                <w:bCs w:val="false"/>
+                <w:sz w:val="18"/>
+                <w:szCs w:val="18"/>
+              </w:rPr>
+              <w:t xml:space="preserve">▼ 17.4%</w:t>
+            </w:r>
+          </w:p>
+        </w:tc>
+      </w:tr>
+    </w:tbl>
+    <w:p>
+      <w:pPr>
+        <w:pStyle w:val="Heading1"/>
+        <w:spacing w:after="120" w:before="300"/>
+      </w:pPr>
+      <w:r>
+        <w:rPr>
+          <w:b/>
+          <w:bCs/>
+          <w:color w:val="1F3864"/>
+          <w:sz w:val="24"/>
+          <w:szCs w:val="24"/>
+        </w:rPr>
+        <w:t xml:space="preserve">8. 유의사항</w:t>
       </w:r>
     </w:p>
     <w:p>
